--- a/CLIENT_SETUP.docx
+++ b/CLIENT_SETUP.docx
@@ -288,7 +288,7 @@
           <w:color w:val="1A1A1A"/>
           <w:sz w:val="18"/>
         </w:rPr>
-        <w:t>git clone https://github.com/YOUR_ORG/inventory-segmentor.git</w:t>
+        <w:t>git clone https://github.com/data927/inventory-segmentor.git</w:t>
       </w:r>
     </w:p>
     <w:p>
@@ -300,7 +300,7 @@
           <w:i/>
           <w:color w:val="555555"/>
         </w:rPr>
-        <w:t>Replace `https://github.com/YOUR_ORG/inventory-segmentor.git` with the exact link provided to you.</w:t>
+        <w:t>Or use the exact link provided to you if different.</w:t>
       </w:r>
     </w:p>
     <w:p>
